--- a/docs/reports/ReportProject_Phase 2.docx
+++ b/docs/reports/ReportProject_Phase 2.docx
@@ -2404,8 +2404,6 @@
         </w:rPr>
         <w:t>FK_Card_Member</w:t>
       </w:r>
-      <w:bookmarkStart w:id="0" w:name="_GoBack"/>
-      <w:bookmarkEnd w:id="0"/>
       <w:proofErr w:type="spellEnd"/>
       <w:r>
         <w:rPr>
@@ -3835,6 +3833,1811 @@
     </w:p>
     <w:p>
       <w:pPr>
+        <w:pStyle w:val="NormalWeb"/>
+        <w:rPr>
+          <w:rFonts w:asciiTheme="minorHAnsi" w:hAnsiTheme="minorHAnsi" w:cstheme="minorHAnsi"/>
+          <w:b/>
+          <w:bCs/>
+          <w:color w:val="000000"/>
+        </w:rPr>
+      </w:pPr>
+      <w:r>
+        <w:rPr>
+          <w:rFonts w:asciiTheme="minorHAnsi" w:hAnsiTheme="minorHAnsi" w:cstheme="minorHAnsi"/>
+          <w:b/>
+          <w:bCs/>
+          <w:color w:val="000000"/>
+        </w:rPr>
+        <w:t xml:space="preserve">3.1. </w:t>
+      </w:r>
+      <w:proofErr w:type="spellStart"/>
+      <w:r>
+        <w:rPr>
+          <w:rFonts w:asciiTheme="minorHAnsi" w:hAnsiTheme="minorHAnsi" w:cstheme="minorHAnsi"/>
+          <w:b/>
+          <w:bCs/>
+          <w:color w:val="000000"/>
+        </w:rPr>
+        <w:t>Phân</w:t>
+      </w:r>
+      <w:proofErr w:type="spellEnd"/>
+      <w:r>
+        <w:rPr>
+          <w:rFonts w:asciiTheme="minorHAnsi" w:hAnsiTheme="minorHAnsi" w:cstheme="minorHAnsi"/>
+          <w:b/>
+          <w:bCs/>
+          <w:color w:val="000000"/>
+        </w:rPr>
+        <w:t xml:space="preserve"> </w:t>
+      </w:r>
+      <w:proofErr w:type="spellStart"/>
+      <w:r>
+        <w:rPr>
+          <w:rFonts w:asciiTheme="minorHAnsi" w:hAnsiTheme="minorHAnsi" w:cstheme="minorHAnsi"/>
+          <w:b/>
+          <w:bCs/>
+          <w:color w:val="000000"/>
+        </w:rPr>
+        <w:t>tích</w:t>
+      </w:r>
+      <w:proofErr w:type="spellEnd"/>
+      <w:r>
+        <w:rPr>
+          <w:rFonts w:asciiTheme="minorHAnsi" w:hAnsiTheme="minorHAnsi" w:cstheme="minorHAnsi"/>
+          <w:b/>
+          <w:bCs/>
+          <w:color w:val="000000"/>
+        </w:rPr>
+        <w:t xml:space="preserve"> </w:t>
+      </w:r>
+      <w:proofErr w:type="spellStart"/>
+      <w:r>
+        <w:rPr>
+          <w:rFonts w:asciiTheme="minorHAnsi" w:hAnsiTheme="minorHAnsi" w:cstheme="minorHAnsi"/>
+          <w:b/>
+          <w:bCs/>
+          <w:color w:val="000000"/>
+        </w:rPr>
+        <w:t>Chuẩn</w:t>
+      </w:r>
+      <w:proofErr w:type="spellEnd"/>
+      <w:r>
+        <w:rPr>
+          <w:rFonts w:asciiTheme="minorHAnsi" w:hAnsiTheme="minorHAnsi" w:cstheme="minorHAnsi"/>
+          <w:b/>
+          <w:bCs/>
+          <w:color w:val="000000"/>
+        </w:rPr>
+        <w:t xml:space="preserve"> </w:t>
+      </w:r>
+      <w:proofErr w:type="spellStart"/>
+      <w:r>
+        <w:rPr>
+          <w:rFonts w:asciiTheme="minorHAnsi" w:hAnsiTheme="minorHAnsi" w:cstheme="minorHAnsi"/>
+          <w:b/>
+          <w:bCs/>
+          <w:color w:val="000000"/>
+        </w:rPr>
+        <w:t>hóa</w:t>
+      </w:r>
+      <w:proofErr w:type="spellEnd"/>
+      <w:r>
+        <w:rPr>
+          <w:rFonts w:asciiTheme="minorHAnsi" w:hAnsiTheme="minorHAnsi" w:cstheme="minorHAnsi"/>
+          <w:b/>
+          <w:bCs/>
+          <w:color w:val="000000"/>
+        </w:rPr>
+        <w:t xml:space="preserve"> </w:t>
+      </w:r>
+      <w:proofErr w:type="spellStart"/>
+      <w:r>
+        <w:rPr>
+          <w:rFonts w:asciiTheme="minorHAnsi" w:hAnsiTheme="minorHAnsi" w:cstheme="minorHAnsi"/>
+          <w:b/>
+          <w:bCs/>
+          <w:color w:val="000000"/>
+        </w:rPr>
+        <w:t>bảng</w:t>
+      </w:r>
+      <w:proofErr w:type="spellEnd"/>
+      <w:r>
+        <w:rPr>
+          <w:rFonts w:asciiTheme="minorHAnsi" w:hAnsiTheme="minorHAnsi" w:cstheme="minorHAnsi"/>
+          <w:b/>
+          <w:bCs/>
+          <w:color w:val="000000"/>
+        </w:rPr>
+        <w:t xml:space="preserve"> MEMBER</w:t>
+      </w:r>
+    </w:p>
+    <w:p>
+      <w:pPr>
+        <w:pStyle w:val="NormalWeb"/>
+        <w:rPr>
+          <w:rFonts w:asciiTheme="minorHAnsi" w:hAnsiTheme="minorHAnsi" w:cstheme="minorHAnsi"/>
+        </w:rPr>
+      </w:pPr>
+      <w:r>
+        <w:rPr>
+          <w:rFonts w:cstheme="minorHAnsi"/>
+          <w:b/>
+          <w:bCs/>
+          <w:color w:val="000000"/>
+        </w:rPr>
+        <w:br/>
+      </w:r>
+      <w:proofErr w:type="spellStart"/>
+      <w:r>
+        <w:rPr>
+          <w:rFonts w:asciiTheme="minorHAnsi" w:hAnsiTheme="minorHAnsi" w:cstheme="minorHAnsi"/>
+        </w:rPr>
+        <w:t>Lược</w:t>
+      </w:r>
+      <w:proofErr w:type="spellEnd"/>
+      <w:r>
+        <w:rPr>
+          <w:rFonts w:asciiTheme="minorHAnsi" w:hAnsiTheme="minorHAnsi" w:cstheme="minorHAnsi"/>
+        </w:rPr>
+        <w:t xml:space="preserve"> </w:t>
+      </w:r>
+      <w:proofErr w:type="spellStart"/>
+      <w:r>
+        <w:rPr>
+          <w:rFonts w:asciiTheme="minorHAnsi" w:hAnsiTheme="minorHAnsi" w:cstheme="minorHAnsi"/>
+        </w:rPr>
+        <w:t>đồ</w:t>
+      </w:r>
+      <w:proofErr w:type="spellEnd"/>
+      <w:r>
+        <w:rPr>
+          <w:rFonts w:asciiTheme="minorHAnsi" w:hAnsiTheme="minorHAnsi" w:cstheme="minorHAnsi"/>
+        </w:rPr>
+        <w:t xml:space="preserve"> </w:t>
+      </w:r>
+      <w:proofErr w:type="spellStart"/>
+      <w:r>
+        <w:rPr>
+          <w:rFonts w:asciiTheme="minorHAnsi" w:hAnsiTheme="minorHAnsi" w:cstheme="minorHAnsi"/>
+        </w:rPr>
+        <w:t>quan</w:t>
+      </w:r>
+      <w:proofErr w:type="spellEnd"/>
+      <w:r>
+        <w:rPr>
+          <w:rFonts w:asciiTheme="minorHAnsi" w:hAnsiTheme="minorHAnsi" w:cstheme="minorHAnsi"/>
+        </w:rPr>
+        <w:t xml:space="preserve"> </w:t>
+      </w:r>
+      <w:proofErr w:type="spellStart"/>
+      <w:r>
+        <w:rPr>
+          <w:rFonts w:asciiTheme="minorHAnsi" w:hAnsiTheme="minorHAnsi" w:cstheme="minorHAnsi"/>
+        </w:rPr>
+        <w:t>hệ</w:t>
+      </w:r>
+      <w:proofErr w:type="spellEnd"/>
+      <w:r>
+        <w:rPr>
+          <w:rFonts w:asciiTheme="minorHAnsi" w:hAnsiTheme="minorHAnsi" w:cstheme="minorHAnsi"/>
+        </w:rPr>
+        <w:t xml:space="preserve"> </w:t>
+      </w:r>
+      <w:proofErr w:type="gramStart"/>
+      <w:r>
+        <w:rPr>
+          <w:rStyle w:val="Strong"/>
+          <w:rFonts w:asciiTheme="minorHAnsi" w:hAnsiTheme="minorHAnsi" w:cstheme="minorHAnsi"/>
+        </w:rPr>
+        <w:t>MEMBER(</w:t>
+      </w:r>
+      <w:proofErr w:type="spellStart"/>
+      <w:proofErr w:type="gramEnd"/>
+      <w:r>
+        <w:rPr>
+          <w:rStyle w:val="Strong"/>
+          <w:rFonts w:asciiTheme="minorHAnsi" w:hAnsiTheme="minorHAnsi" w:cstheme="minorHAnsi"/>
+        </w:rPr>
+        <w:t>member_id</w:t>
+      </w:r>
+      <w:proofErr w:type="spellEnd"/>
+      <w:r>
+        <w:rPr>
+          <w:rStyle w:val="Strong"/>
+          <w:rFonts w:asciiTheme="minorHAnsi" w:hAnsiTheme="minorHAnsi" w:cstheme="minorHAnsi"/>
+        </w:rPr>
+        <w:t xml:space="preserve">, </w:t>
+      </w:r>
+      <w:proofErr w:type="spellStart"/>
+      <w:r>
+        <w:rPr>
+          <w:rStyle w:val="Strong"/>
+          <w:rFonts w:asciiTheme="minorHAnsi" w:hAnsiTheme="minorHAnsi" w:cstheme="minorHAnsi"/>
+        </w:rPr>
+        <w:t>full_name</w:t>
+      </w:r>
+      <w:proofErr w:type="spellEnd"/>
+      <w:r>
+        <w:rPr>
+          <w:rStyle w:val="Strong"/>
+          <w:rFonts w:asciiTheme="minorHAnsi" w:hAnsiTheme="minorHAnsi" w:cstheme="minorHAnsi"/>
+        </w:rPr>
+        <w:t>, email)</w:t>
+      </w:r>
+      <w:r>
+        <w:rPr>
+          <w:rFonts w:asciiTheme="minorHAnsi" w:hAnsiTheme="minorHAnsi" w:cstheme="minorHAnsi"/>
+        </w:rPr>
+        <w:t xml:space="preserve"> </w:t>
+      </w:r>
+      <w:proofErr w:type="spellStart"/>
+      <w:r>
+        <w:rPr>
+          <w:rFonts w:asciiTheme="minorHAnsi" w:hAnsiTheme="minorHAnsi" w:cstheme="minorHAnsi"/>
+        </w:rPr>
+        <w:t>có</w:t>
+      </w:r>
+      <w:proofErr w:type="spellEnd"/>
+      <w:r>
+        <w:rPr>
+          <w:rFonts w:asciiTheme="minorHAnsi" w:hAnsiTheme="minorHAnsi" w:cstheme="minorHAnsi"/>
+        </w:rPr>
+        <w:t xml:space="preserve"> </w:t>
+      </w:r>
+      <w:proofErr w:type="spellStart"/>
+      <w:r>
+        <w:rPr>
+          <w:rFonts w:asciiTheme="minorHAnsi" w:hAnsiTheme="minorHAnsi" w:cstheme="minorHAnsi"/>
+        </w:rPr>
+        <w:t>tập</w:t>
+      </w:r>
+      <w:proofErr w:type="spellEnd"/>
+      <w:r>
+        <w:rPr>
+          <w:rFonts w:asciiTheme="minorHAnsi" w:hAnsiTheme="minorHAnsi" w:cstheme="minorHAnsi"/>
+        </w:rPr>
+        <w:t xml:space="preserve"> </w:t>
+      </w:r>
+      <w:proofErr w:type="spellStart"/>
+      <w:r>
+        <w:rPr>
+          <w:rFonts w:asciiTheme="minorHAnsi" w:hAnsiTheme="minorHAnsi" w:cstheme="minorHAnsi"/>
+        </w:rPr>
+        <w:t>phụ</w:t>
+      </w:r>
+      <w:proofErr w:type="spellEnd"/>
+      <w:r>
+        <w:rPr>
+          <w:rFonts w:asciiTheme="minorHAnsi" w:hAnsiTheme="minorHAnsi" w:cstheme="minorHAnsi"/>
+        </w:rPr>
+        <w:t xml:space="preserve"> </w:t>
+      </w:r>
+      <w:proofErr w:type="spellStart"/>
+      <w:r>
+        <w:rPr>
+          <w:rFonts w:asciiTheme="minorHAnsi" w:hAnsiTheme="minorHAnsi" w:cstheme="minorHAnsi"/>
+        </w:rPr>
+        <w:t>thuộc</w:t>
+      </w:r>
+      <w:proofErr w:type="spellEnd"/>
+      <w:r>
+        <w:rPr>
+          <w:rFonts w:asciiTheme="minorHAnsi" w:hAnsiTheme="minorHAnsi" w:cstheme="minorHAnsi"/>
+        </w:rPr>
+        <w:t xml:space="preserve"> </w:t>
+      </w:r>
+      <w:proofErr w:type="spellStart"/>
+      <w:r>
+        <w:rPr>
+          <w:rFonts w:asciiTheme="minorHAnsi" w:hAnsiTheme="minorHAnsi" w:cstheme="minorHAnsi"/>
+        </w:rPr>
+        <w:t>hàm</w:t>
+      </w:r>
+      <w:proofErr w:type="spellEnd"/>
+      <w:r>
+        <w:rPr>
+          <w:rFonts w:asciiTheme="minorHAnsi" w:hAnsiTheme="minorHAnsi" w:cstheme="minorHAnsi"/>
+        </w:rPr>
+        <w:t xml:space="preserve"> </w:t>
+      </w:r>
+      <w:r>
+        <w:rPr>
+          <w:rStyle w:val="Strong"/>
+          <w:rFonts w:asciiTheme="minorHAnsi" w:hAnsiTheme="minorHAnsi" w:cstheme="minorHAnsi"/>
+        </w:rPr>
+        <w:t>F = {</w:t>
+      </w:r>
+      <w:proofErr w:type="spellStart"/>
+      <w:r>
+        <w:rPr>
+          <w:rStyle w:val="Strong"/>
+          <w:rFonts w:asciiTheme="minorHAnsi" w:hAnsiTheme="minorHAnsi" w:cstheme="minorHAnsi"/>
+        </w:rPr>
+        <w:t>member_id</w:t>
+      </w:r>
+      <w:proofErr w:type="spellEnd"/>
+      <w:r>
+        <w:rPr>
+          <w:rStyle w:val="Strong"/>
+          <w:rFonts w:asciiTheme="minorHAnsi" w:hAnsiTheme="minorHAnsi" w:cstheme="minorHAnsi"/>
+        </w:rPr>
+        <w:t xml:space="preserve"> → </w:t>
+      </w:r>
+      <w:proofErr w:type="spellStart"/>
+      <w:r>
+        <w:rPr>
+          <w:rStyle w:val="Strong"/>
+          <w:rFonts w:asciiTheme="minorHAnsi" w:hAnsiTheme="minorHAnsi" w:cstheme="minorHAnsi"/>
+        </w:rPr>
+        <w:t>full_name</w:t>
+      </w:r>
+      <w:proofErr w:type="spellEnd"/>
+      <w:r>
+        <w:rPr>
+          <w:rStyle w:val="Strong"/>
+          <w:rFonts w:asciiTheme="minorHAnsi" w:hAnsiTheme="minorHAnsi" w:cstheme="minorHAnsi"/>
+        </w:rPr>
+        <w:t xml:space="preserve">, email; email → </w:t>
+      </w:r>
+      <w:proofErr w:type="spellStart"/>
+      <w:r>
+        <w:rPr>
+          <w:rStyle w:val="Strong"/>
+          <w:rFonts w:asciiTheme="minorHAnsi" w:hAnsiTheme="minorHAnsi" w:cstheme="minorHAnsi"/>
+        </w:rPr>
+        <w:t>member_id</w:t>
+      </w:r>
+      <w:proofErr w:type="spellEnd"/>
+      <w:r>
+        <w:rPr>
+          <w:rStyle w:val="Strong"/>
+          <w:rFonts w:asciiTheme="minorHAnsi" w:hAnsiTheme="minorHAnsi" w:cstheme="minorHAnsi"/>
+        </w:rPr>
+        <w:t xml:space="preserve">, </w:t>
+      </w:r>
+      <w:proofErr w:type="spellStart"/>
+      <w:r>
+        <w:rPr>
+          <w:rStyle w:val="Strong"/>
+          <w:rFonts w:asciiTheme="minorHAnsi" w:hAnsiTheme="minorHAnsi" w:cstheme="minorHAnsi"/>
+        </w:rPr>
+        <w:t>full_name</w:t>
+      </w:r>
+      <w:proofErr w:type="spellEnd"/>
+      <w:r>
+        <w:rPr>
+          <w:rStyle w:val="Strong"/>
+          <w:rFonts w:asciiTheme="minorHAnsi" w:hAnsiTheme="minorHAnsi" w:cstheme="minorHAnsi"/>
+        </w:rPr>
+        <w:t>}</w:t>
+      </w:r>
+      <w:r>
+        <w:rPr>
+          <w:rFonts w:asciiTheme="minorHAnsi" w:hAnsiTheme="minorHAnsi" w:cstheme="minorHAnsi"/>
+        </w:rPr>
+        <w:t xml:space="preserve">. </w:t>
+      </w:r>
+    </w:p>
+    <w:p>
+      <w:pPr>
+        <w:pStyle w:val="NormalWeb"/>
+        <w:rPr>
+          <w:rFonts w:asciiTheme="minorHAnsi" w:hAnsiTheme="minorHAnsi" w:cstheme="minorHAnsi"/>
+        </w:rPr>
+      </w:pPr>
+      <w:r>
+        <w:rPr>
+          <w:rFonts w:asciiTheme="minorHAnsi" w:hAnsiTheme="minorHAnsi" w:cstheme="minorHAnsi"/>
+        </w:rPr>
+        <w:t xml:space="preserve">Do </w:t>
+      </w:r>
+      <w:proofErr w:type="spellStart"/>
+      <w:r>
+        <w:rPr>
+          <w:rFonts w:asciiTheme="minorHAnsi" w:hAnsiTheme="minorHAnsi" w:cstheme="minorHAnsi"/>
+        </w:rPr>
+        <w:t>đó</w:t>
+      </w:r>
+      <w:proofErr w:type="spellEnd"/>
+      <w:r>
+        <w:rPr>
+          <w:rFonts w:asciiTheme="minorHAnsi" w:hAnsiTheme="minorHAnsi" w:cstheme="minorHAnsi"/>
+        </w:rPr>
+        <w:t xml:space="preserve">, </w:t>
+      </w:r>
+      <w:proofErr w:type="spellStart"/>
+      <w:r>
+        <w:rPr>
+          <w:rStyle w:val="Strong"/>
+          <w:rFonts w:asciiTheme="minorHAnsi" w:hAnsiTheme="minorHAnsi" w:cstheme="minorHAnsi"/>
+        </w:rPr>
+        <w:t>member_id</w:t>
+      </w:r>
+      <w:proofErr w:type="spellEnd"/>
+      <w:r>
+        <w:rPr>
+          <w:rFonts w:asciiTheme="minorHAnsi" w:hAnsiTheme="minorHAnsi" w:cstheme="minorHAnsi"/>
+        </w:rPr>
+        <w:t xml:space="preserve"> </w:t>
+      </w:r>
+      <w:proofErr w:type="spellStart"/>
+      <w:r>
+        <w:rPr>
+          <w:rFonts w:asciiTheme="minorHAnsi" w:hAnsiTheme="minorHAnsi" w:cstheme="minorHAnsi"/>
+        </w:rPr>
+        <w:t>và</w:t>
+      </w:r>
+      <w:proofErr w:type="spellEnd"/>
+      <w:r>
+        <w:rPr>
+          <w:rFonts w:asciiTheme="minorHAnsi" w:hAnsiTheme="minorHAnsi" w:cstheme="minorHAnsi"/>
+        </w:rPr>
+        <w:t xml:space="preserve"> </w:t>
+      </w:r>
+      <w:r>
+        <w:rPr>
+          <w:rStyle w:val="Strong"/>
+          <w:rFonts w:asciiTheme="minorHAnsi" w:hAnsiTheme="minorHAnsi" w:cstheme="minorHAnsi"/>
+        </w:rPr>
+        <w:t>email</w:t>
+      </w:r>
+      <w:r>
+        <w:rPr>
+          <w:rFonts w:asciiTheme="minorHAnsi" w:hAnsiTheme="minorHAnsi" w:cstheme="minorHAnsi"/>
+        </w:rPr>
+        <w:t xml:space="preserve"> </w:t>
+      </w:r>
+      <w:proofErr w:type="spellStart"/>
+      <w:r>
+        <w:rPr>
+          <w:rFonts w:asciiTheme="minorHAnsi" w:hAnsiTheme="minorHAnsi" w:cstheme="minorHAnsi"/>
+        </w:rPr>
+        <w:t>đều</w:t>
+      </w:r>
+      <w:proofErr w:type="spellEnd"/>
+      <w:r>
+        <w:rPr>
+          <w:rFonts w:asciiTheme="minorHAnsi" w:hAnsiTheme="minorHAnsi" w:cstheme="minorHAnsi"/>
+        </w:rPr>
+        <w:t xml:space="preserve"> </w:t>
+      </w:r>
+      <w:proofErr w:type="spellStart"/>
+      <w:r>
+        <w:rPr>
+          <w:rFonts w:asciiTheme="minorHAnsi" w:hAnsiTheme="minorHAnsi" w:cstheme="minorHAnsi"/>
+        </w:rPr>
+        <w:t>là</w:t>
+      </w:r>
+      <w:proofErr w:type="spellEnd"/>
+      <w:r>
+        <w:rPr>
+          <w:rFonts w:asciiTheme="minorHAnsi" w:hAnsiTheme="minorHAnsi" w:cstheme="minorHAnsi"/>
+        </w:rPr>
+        <w:t xml:space="preserve"> </w:t>
+      </w:r>
+      <w:proofErr w:type="spellStart"/>
+      <w:r>
+        <w:rPr>
+          <w:rFonts w:asciiTheme="minorHAnsi" w:hAnsiTheme="minorHAnsi" w:cstheme="minorHAnsi"/>
+        </w:rPr>
+        <w:t>khóa</w:t>
+      </w:r>
+      <w:proofErr w:type="spellEnd"/>
+      <w:r>
+        <w:rPr>
+          <w:rFonts w:asciiTheme="minorHAnsi" w:hAnsiTheme="minorHAnsi" w:cstheme="minorHAnsi"/>
+        </w:rPr>
+        <w:t xml:space="preserve"> </w:t>
+      </w:r>
+      <w:proofErr w:type="spellStart"/>
+      <w:r>
+        <w:rPr>
+          <w:rFonts w:asciiTheme="minorHAnsi" w:hAnsiTheme="minorHAnsi" w:cstheme="minorHAnsi"/>
+        </w:rPr>
+        <w:t>dự</w:t>
+      </w:r>
+      <w:proofErr w:type="spellEnd"/>
+      <w:r>
+        <w:rPr>
+          <w:rFonts w:asciiTheme="minorHAnsi" w:hAnsiTheme="minorHAnsi" w:cstheme="minorHAnsi"/>
+        </w:rPr>
+        <w:t xml:space="preserve"> </w:t>
+      </w:r>
+      <w:proofErr w:type="spellStart"/>
+      <w:r>
+        <w:rPr>
+          <w:rFonts w:asciiTheme="minorHAnsi" w:hAnsiTheme="minorHAnsi" w:cstheme="minorHAnsi"/>
+        </w:rPr>
+        <w:t>tuyển</w:t>
+      </w:r>
+      <w:proofErr w:type="spellEnd"/>
+      <w:r>
+        <w:rPr>
+          <w:rFonts w:asciiTheme="minorHAnsi" w:hAnsiTheme="minorHAnsi" w:cstheme="minorHAnsi"/>
+        </w:rPr>
+        <w:t xml:space="preserve">, </w:t>
+      </w:r>
+      <w:proofErr w:type="spellStart"/>
+      <w:r>
+        <w:rPr>
+          <w:rFonts w:asciiTheme="minorHAnsi" w:hAnsiTheme="minorHAnsi" w:cstheme="minorHAnsi"/>
+        </w:rPr>
+        <w:t>trong</w:t>
+      </w:r>
+      <w:proofErr w:type="spellEnd"/>
+      <w:r>
+        <w:rPr>
+          <w:rFonts w:asciiTheme="minorHAnsi" w:hAnsiTheme="minorHAnsi" w:cstheme="minorHAnsi"/>
+        </w:rPr>
+        <w:t xml:space="preserve"> </w:t>
+      </w:r>
+      <w:proofErr w:type="spellStart"/>
+      <w:r>
+        <w:rPr>
+          <w:rFonts w:asciiTheme="minorHAnsi" w:hAnsiTheme="minorHAnsi" w:cstheme="minorHAnsi"/>
+        </w:rPr>
+        <w:t>đó</w:t>
+      </w:r>
+      <w:proofErr w:type="spellEnd"/>
+      <w:r>
+        <w:rPr>
+          <w:rFonts w:asciiTheme="minorHAnsi" w:hAnsiTheme="minorHAnsi" w:cstheme="minorHAnsi"/>
+        </w:rPr>
+        <w:t xml:space="preserve"> </w:t>
+      </w:r>
+      <w:proofErr w:type="spellStart"/>
+      <w:r>
+        <w:rPr>
+          <w:rStyle w:val="Strong"/>
+          <w:rFonts w:asciiTheme="minorHAnsi" w:hAnsiTheme="minorHAnsi" w:cstheme="minorHAnsi"/>
+        </w:rPr>
+        <w:t>member_id</w:t>
+      </w:r>
+      <w:proofErr w:type="spellEnd"/>
+      <w:r>
+        <w:rPr>
+          <w:rFonts w:asciiTheme="minorHAnsi" w:hAnsiTheme="minorHAnsi" w:cstheme="minorHAnsi"/>
+        </w:rPr>
+        <w:t xml:space="preserve"> </w:t>
+      </w:r>
+      <w:proofErr w:type="spellStart"/>
+      <w:r>
+        <w:rPr>
+          <w:rFonts w:asciiTheme="minorHAnsi" w:hAnsiTheme="minorHAnsi" w:cstheme="minorHAnsi"/>
+        </w:rPr>
+        <w:t>được</w:t>
+      </w:r>
+      <w:proofErr w:type="spellEnd"/>
+      <w:r>
+        <w:rPr>
+          <w:rFonts w:asciiTheme="minorHAnsi" w:hAnsiTheme="minorHAnsi" w:cstheme="minorHAnsi"/>
+        </w:rPr>
+        <w:t xml:space="preserve"> </w:t>
+      </w:r>
+      <w:proofErr w:type="spellStart"/>
+      <w:r>
+        <w:rPr>
+          <w:rFonts w:asciiTheme="minorHAnsi" w:hAnsiTheme="minorHAnsi" w:cstheme="minorHAnsi"/>
+        </w:rPr>
+        <w:t>chọn</w:t>
+      </w:r>
+      <w:proofErr w:type="spellEnd"/>
+      <w:r>
+        <w:rPr>
+          <w:rFonts w:asciiTheme="minorHAnsi" w:hAnsiTheme="minorHAnsi" w:cstheme="minorHAnsi"/>
+        </w:rPr>
+        <w:t xml:space="preserve"> </w:t>
+      </w:r>
+      <w:proofErr w:type="spellStart"/>
+      <w:r>
+        <w:rPr>
+          <w:rFonts w:asciiTheme="minorHAnsi" w:hAnsiTheme="minorHAnsi" w:cstheme="minorHAnsi"/>
+        </w:rPr>
+        <w:t>làm</w:t>
+      </w:r>
+      <w:proofErr w:type="spellEnd"/>
+      <w:r>
+        <w:rPr>
+          <w:rFonts w:asciiTheme="minorHAnsi" w:hAnsiTheme="minorHAnsi" w:cstheme="minorHAnsi"/>
+        </w:rPr>
+        <w:t xml:space="preserve"> </w:t>
+      </w:r>
+      <w:proofErr w:type="spellStart"/>
+      <w:r>
+        <w:rPr>
+          <w:rFonts w:asciiTheme="minorHAnsi" w:hAnsiTheme="minorHAnsi" w:cstheme="minorHAnsi"/>
+        </w:rPr>
+        <w:t>khóa</w:t>
+      </w:r>
+      <w:proofErr w:type="spellEnd"/>
+      <w:r>
+        <w:rPr>
+          <w:rFonts w:asciiTheme="minorHAnsi" w:hAnsiTheme="minorHAnsi" w:cstheme="minorHAnsi"/>
+        </w:rPr>
+        <w:t xml:space="preserve"> </w:t>
+      </w:r>
+      <w:proofErr w:type="spellStart"/>
+      <w:r>
+        <w:rPr>
+          <w:rFonts w:asciiTheme="minorHAnsi" w:hAnsiTheme="minorHAnsi" w:cstheme="minorHAnsi"/>
+        </w:rPr>
+        <w:t>chính</w:t>
+      </w:r>
+      <w:proofErr w:type="spellEnd"/>
+      <w:r>
+        <w:rPr>
+          <w:rFonts w:asciiTheme="minorHAnsi" w:hAnsiTheme="minorHAnsi" w:cstheme="minorHAnsi"/>
+        </w:rPr>
+        <w:t xml:space="preserve">. </w:t>
+      </w:r>
+    </w:p>
+    <w:p>
+      <w:pPr>
+        <w:pStyle w:val="NormalWeb"/>
+        <w:rPr>
+          <w:rFonts w:asciiTheme="minorHAnsi" w:hAnsiTheme="minorHAnsi" w:cstheme="minorHAnsi"/>
+        </w:rPr>
+      </w:pPr>
+      <w:proofErr w:type="spellStart"/>
+      <w:r>
+        <w:rPr>
+          <w:rFonts w:asciiTheme="minorHAnsi" w:hAnsiTheme="minorHAnsi" w:cstheme="minorHAnsi"/>
+        </w:rPr>
+        <w:t>Bảng</w:t>
+      </w:r>
+      <w:proofErr w:type="spellEnd"/>
+      <w:r>
+        <w:rPr>
+          <w:rFonts w:asciiTheme="minorHAnsi" w:hAnsiTheme="minorHAnsi" w:cstheme="minorHAnsi"/>
+        </w:rPr>
+        <w:t xml:space="preserve"> MEMBER </w:t>
+      </w:r>
+      <w:proofErr w:type="spellStart"/>
+      <w:r>
+        <w:rPr>
+          <w:rFonts w:asciiTheme="minorHAnsi" w:hAnsiTheme="minorHAnsi" w:cstheme="minorHAnsi"/>
+        </w:rPr>
+        <w:t>đạt</w:t>
+      </w:r>
+      <w:proofErr w:type="spellEnd"/>
+      <w:r>
+        <w:rPr>
+          <w:rFonts w:asciiTheme="minorHAnsi" w:hAnsiTheme="minorHAnsi" w:cstheme="minorHAnsi"/>
+        </w:rPr>
+        <w:t xml:space="preserve"> </w:t>
+      </w:r>
+      <w:r>
+        <w:rPr>
+          <w:rStyle w:val="Strong"/>
+          <w:rFonts w:asciiTheme="minorHAnsi" w:hAnsiTheme="minorHAnsi" w:cstheme="minorHAnsi"/>
+        </w:rPr>
+        <w:t>1NF</w:t>
+      </w:r>
+      <w:r>
+        <w:rPr>
+          <w:rFonts w:asciiTheme="minorHAnsi" w:hAnsiTheme="minorHAnsi" w:cstheme="minorHAnsi"/>
+        </w:rPr>
+        <w:t xml:space="preserve"> </w:t>
+      </w:r>
+      <w:proofErr w:type="spellStart"/>
+      <w:r>
+        <w:rPr>
+          <w:rFonts w:asciiTheme="minorHAnsi" w:hAnsiTheme="minorHAnsi" w:cstheme="minorHAnsi"/>
+        </w:rPr>
+        <w:t>vì</w:t>
+      </w:r>
+      <w:proofErr w:type="spellEnd"/>
+      <w:r>
+        <w:rPr>
+          <w:rFonts w:asciiTheme="minorHAnsi" w:hAnsiTheme="minorHAnsi" w:cstheme="minorHAnsi"/>
+        </w:rPr>
+        <w:t xml:space="preserve"> </w:t>
+      </w:r>
+      <w:proofErr w:type="spellStart"/>
+      <w:r>
+        <w:rPr>
+          <w:rFonts w:asciiTheme="minorHAnsi" w:hAnsiTheme="minorHAnsi" w:cstheme="minorHAnsi"/>
+        </w:rPr>
+        <w:t>tất</w:t>
+      </w:r>
+      <w:proofErr w:type="spellEnd"/>
+      <w:r>
+        <w:rPr>
+          <w:rFonts w:asciiTheme="minorHAnsi" w:hAnsiTheme="minorHAnsi" w:cstheme="minorHAnsi"/>
+        </w:rPr>
+        <w:t xml:space="preserve"> </w:t>
+      </w:r>
+      <w:proofErr w:type="spellStart"/>
+      <w:r>
+        <w:rPr>
+          <w:rFonts w:asciiTheme="minorHAnsi" w:hAnsiTheme="minorHAnsi" w:cstheme="minorHAnsi"/>
+        </w:rPr>
+        <w:t>cả</w:t>
+      </w:r>
+      <w:proofErr w:type="spellEnd"/>
+      <w:r>
+        <w:rPr>
+          <w:rFonts w:asciiTheme="minorHAnsi" w:hAnsiTheme="minorHAnsi" w:cstheme="minorHAnsi"/>
+        </w:rPr>
+        <w:t xml:space="preserve"> </w:t>
+      </w:r>
+      <w:proofErr w:type="spellStart"/>
+      <w:r>
+        <w:rPr>
+          <w:rFonts w:asciiTheme="minorHAnsi" w:hAnsiTheme="minorHAnsi" w:cstheme="minorHAnsi"/>
+        </w:rPr>
+        <w:t>các</w:t>
+      </w:r>
+      <w:proofErr w:type="spellEnd"/>
+      <w:r>
+        <w:rPr>
+          <w:rFonts w:asciiTheme="minorHAnsi" w:hAnsiTheme="minorHAnsi" w:cstheme="minorHAnsi"/>
+        </w:rPr>
+        <w:t xml:space="preserve"> </w:t>
+      </w:r>
+      <w:proofErr w:type="spellStart"/>
+      <w:r>
+        <w:rPr>
+          <w:rFonts w:asciiTheme="minorHAnsi" w:hAnsiTheme="minorHAnsi" w:cstheme="minorHAnsi"/>
+        </w:rPr>
+        <w:t>thuộc</w:t>
+      </w:r>
+      <w:proofErr w:type="spellEnd"/>
+      <w:r>
+        <w:rPr>
+          <w:rFonts w:asciiTheme="minorHAnsi" w:hAnsiTheme="minorHAnsi" w:cstheme="minorHAnsi"/>
+        </w:rPr>
+        <w:t xml:space="preserve"> </w:t>
+      </w:r>
+      <w:proofErr w:type="spellStart"/>
+      <w:r>
+        <w:rPr>
+          <w:rFonts w:asciiTheme="minorHAnsi" w:hAnsiTheme="minorHAnsi" w:cstheme="minorHAnsi"/>
+        </w:rPr>
+        <w:t>tính</w:t>
+      </w:r>
+      <w:proofErr w:type="spellEnd"/>
+      <w:r>
+        <w:rPr>
+          <w:rFonts w:asciiTheme="minorHAnsi" w:hAnsiTheme="minorHAnsi" w:cstheme="minorHAnsi"/>
+        </w:rPr>
+        <w:t xml:space="preserve"> </w:t>
+      </w:r>
+      <w:proofErr w:type="spellStart"/>
+      <w:r>
+        <w:rPr>
+          <w:rFonts w:asciiTheme="minorHAnsi" w:hAnsiTheme="minorHAnsi" w:cstheme="minorHAnsi"/>
+        </w:rPr>
+        <w:t>đều</w:t>
+      </w:r>
+      <w:proofErr w:type="spellEnd"/>
+      <w:r>
+        <w:rPr>
+          <w:rFonts w:asciiTheme="minorHAnsi" w:hAnsiTheme="minorHAnsi" w:cstheme="minorHAnsi"/>
+        </w:rPr>
+        <w:t xml:space="preserve"> </w:t>
+      </w:r>
+      <w:proofErr w:type="spellStart"/>
+      <w:r>
+        <w:rPr>
+          <w:rFonts w:asciiTheme="minorHAnsi" w:hAnsiTheme="minorHAnsi" w:cstheme="minorHAnsi"/>
+        </w:rPr>
+        <w:t>có</w:t>
+      </w:r>
+      <w:proofErr w:type="spellEnd"/>
+      <w:r>
+        <w:rPr>
+          <w:rFonts w:asciiTheme="minorHAnsi" w:hAnsiTheme="minorHAnsi" w:cstheme="minorHAnsi"/>
+        </w:rPr>
+        <w:t xml:space="preserve"> </w:t>
+      </w:r>
+      <w:proofErr w:type="spellStart"/>
+      <w:r>
+        <w:rPr>
+          <w:rFonts w:asciiTheme="minorHAnsi" w:hAnsiTheme="minorHAnsi" w:cstheme="minorHAnsi"/>
+        </w:rPr>
+        <w:t>giá</w:t>
+      </w:r>
+      <w:proofErr w:type="spellEnd"/>
+      <w:r>
+        <w:rPr>
+          <w:rFonts w:asciiTheme="minorHAnsi" w:hAnsiTheme="minorHAnsi" w:cstheme="minorHAnsi"/>
+        </w:rPr>
+        <w:t xml:space="preserve"> </w:t>
+      </w:r>
+      <w:proofErr w:type="spellStart"/>
+      <w:r>
+        <w:rPr>
+          <w:rFonts w:asciiTheme="minorHAnsi" w:hAnsiTheme="minorHAnsi" w:cstheme="minorHAnsi"/>
+        </w:rPr>
+        <w:t>trị</w:t>
+      </w:r>
+      <w:proofErr w:type="spellEnd"/>
+      <w:r>
+        <w:rPr>
+          <w:rFonts w:asciiTheme="minorHAnsi" w:hAnsiTheme="minorHAnsi" w:cstheme="minorHAnsi"/>
+        </w:rPr>
+        <w:t xml:space="preserve"> </w:t>
+      </w:r>
+      <w:proofErr w:type="spellStart"/>
+      <w:r>
+        <w:rPr>
+          <w:rFonts w:asciiTheme="minorHAnsi" w:hAnsiTheme="minorHAnsi" w:cstheme="minorHAnsi"/>
+        </w:rPr>
+        <w:t>đơn</w:t>
+      </w:r>
+      <w:proofErr w:type="spellEnd"/>
+      <w:r>
+        <w:rPr>
+          <w:rFonts w:asciiTheme="minorHAnsi" w:hAnsiTheme="minorHAnsi" w:cstheme="minorHAnsi"/>
+        </w:rPr>
+        <w:t xml:space="preserve"> </w:t>
+      </w:r>
+      <w:proofErr w:type="spellStart"/>
+      <w:r>
+        <w:rPr>
+          <w:rFonts w:asciiTheme="minorHAnsi" w:hAnsiTheme="minorHAnsi" w:cstheme="minorHAnsi"/>
+        </w:rPr>
+        <w:t>nguyên</w:t>
+      </w:r>
+      <w:proofErr w:type="spellEnd"/>
+      <w:r>
+        <w:rPr>
+          <w:rFonts w:asciiTheme="minorHAnsi" w:hAnsiTheme="minorHAnsi" w:cstheme="minorHAnsi"/>
+        </w:rPr>
+        <w:t xml:space="preserve"> </w:t>
+      </w:r>
+      <w:proofErr w:type="spellStart"/>
+      <w:r>
+        <w:rPr>
+          <w:rFonts w:asciiTheme="minorHAnsi" w:hAnsiTheme="minorHAnsi" w:cstheme="minorHAnsi"/>
+        </w:rPr>
+        <w:t>tử</w:t>
+      </w:r>
+      <w:proofErr w:type="spellEnd"/>
+      <w:r>
+        <w:rPr>
+          <w:rFonts w:asciiTheme="minorHAnsi" w:hAnsiTheme="minorHAnsi" w:cstheme="minorHAnsi"/>
+        </w:rPr>
+        <w:t xml:space="preserve">. </w:t>
+      </w:r>
+    </w:p>
+    <w:p>
+      <w:pPr>
+        <w:pStyle w:val="NormalWeb"/>
+        <w:rPr>
+          <w:rFonts w:asciiTheme="minorHAnsi" w:hAnsiTheme="minorHAnsi" w:cstheme="minorHAnsi"/>
+        </w:rPr>
+      </w:pPr>
+      <w:proofErr w:type="spellStart"/>
+      <w:r>
+        <w:rPr>
+          <w:rFonts w:asciiTheme="minorHAnsi" w:hAnsiTheme="minorHAnsi" w:cstheme="minorHAnsi"/>
+        </w:rPr>
+        <w:t>Bảng</w:t>
+      </w:r>
+      <w:proofErr w:type="spellEnd"/>
+      <w:r>
+        <w:rPr>
+          <w:rFonts w:asciiTheme="minorHAnsi" w:hAnsiTheme="minorHAnsi" w:cstheme="minorHAnsi"/>
+        </w:rPr>
+        <w:t xml:space="preserve"> </w:t>
+      </w:r>
+      <w:proofErr w:type="spellStart"/>
+      <w:r>
+        <w:rPr>
+          <w:rFonts w:asciiTheme="minorHAnsi" w:hAnsiTheme="minorHAnsi" w:cstheme="minorHAnsi"/>
+        </w:rPr>
+        <w:t>đạt</w:t>
+      </w:r>
+      <w:proofErr w:type="spellEnd"/>
+      <w:r>
+        <w:rPr>
+          <w:rFonts w:asciiTheme="minorHAnsi" w:hAnsiTheme="minorHAnsi" w:cstheme="minorHAnsi"/>
+        </w:rPr>
+        <w:t xml:space="preserve"> </w:t>
+      </w:r>
+      <w:r>
+        <w:rPr>
+          <w:rStyle w:val="Strong"/>
+          <w:rFonts w:asciiTheme="minorHAnsi" w:hAnsiTheme="minorHAnsi" w:cstheme="minorHAnsi"/>
+        </w:rPr>
+        <w:t>2NF</w:t>
+      </w:r>
+      <w:r>
+        <w:rPr>
+          <w:rFonts w:asciiTheme="minorHAnsi" w:hAnsiTheme="minorHAnsi" w:cstheme="minorHAnsi"/>
+        </w:rPr>
+        <w:t xml:space="preserve"> </w:t>
+      </w:r>
+      <w:proofErr w:type="spellStart"/>
+      <w:r>
+        <w:rPr>
+          <w:rFonts w:asciiTheme="minorHAnsi" w:hAnsiTheme="minorHAnsi" w:cstheme="minorHAnsi"/>
+        </w:rPr>
+        <w:t>vì</w:t>
+      </w:r>
+      <w:proofErr w:type="spellEnd"/>
+      <w:r>
+        <w:rPr>
+          <w:rFonts w:asciiTheme="minorHAnsi" w:hAnsiTheme="minorHAnsi" w:cstheme="minorHAnsi"/>
+        </w:rPr>
+        <w:t xml:space="preserve"> </w:t>
+      </w:r>
+      <w:proofErr w:type="spellStart"/>
+      <w:r>
+        <w:rPr>
+          <w:rFonts w:asciiTheme="minorHAnsi" w:hAnsiTheme="minorHAnsi" w:cstheme="minorHAnsi"/>
+        </w:rPr>
+        <w:t>khóa</w:t>
+      </w:r>
+      <w:proofErr w:type="spellEnd"/>
+      <w:r>
+        <w:rPr>
+          <w:rFonts w:asciiTheme="minorHAnsi" w:hAnsiTheme="minorHAnsi" w:cstheme="minorHAnsi"/>
+        </w:rPr>
+        <w:t xml:space="preserve"> </w:t>
+      </w:r>
+      <w:proofErr w:type="spellStart"/>
+      <w:r>
+        <w:rPr>
+          <w:rFonts w:asciiTheme="minorHAnsi" w:hAnsiTheme="minorHAnsi" w:cstheme="minorHAnsi"/>
+        </w:rPr>
+        <w:t>chính</w:t>
+      </w:r>
+      <w:proofErr w:type="spellEnd"/>
+      <w:r>
+        <w:rPr>
+          <w:rFonts w:asciiTheme="minorHAnsi" w:hAnsiTheme="minorHAnsi" w:cstheme="minorHAnsi"/>
+        </w:rPr>
+        <w:t xml:space="preserve"> </w:t>
+      </w:r>
+      <w:proofErr w:type="spellStart"/>
+      <w:r>
+        <w:rPr>
+          <w:rFonts w:asciiTheme="minorHAnsi" w:hAnsiTheme="minorHAnsi" w:cstheme="minorHAnsi"/>
+        </w:rPr>
+        <w:t>chỉ</w:t>
+      </w:r>
+      <w:proofErr w:type="spellEnd"/>
+      <w:r>
+        <w:rPr>
+          <w:rFonts w:asciiTheme="minorHAnsi" w:hAnsiTheme="minorHAnsi" w:cstheme="minorHAnsi"/>
+        </w:rPr>
+        <w:t xml:space="preserve"> </w:t>
+      </w:r>
+      <w:proofErr w:type="spellStart"/>
+      <w:r>
+        <w:rPr>
+          <w:rFonts w:asciiTheme="minorHAnsi" w:hAnsiTheme="minorHAnsi" w:cstheme="minorHAnsi"/>
+        </w:rPr>
+        <w:t>gồm</w:t>
+      </w:r>
+      <w:proofErr w:type="spellEnd"/>
+      <w:r>
+        <w:rPr>
+          <w:rFonts w:asciiTheme="minorHAnsi" w:hAnsiTheme="minorHAnsi" w:cstheme="minorHAnsi"/>
+        </w:rPr>
+        <w:t xml:space="preserve"> </w:t>
+      </w:r>
+      <w:proofErr w:type="spellStart"/>
+      <w:r>
+        <w:rPr>
+          <w:rFonts w:asciiTheme="minorHAnsi" w:hAnsiTheme="minorHAnsi" w:cstheme="minorHAnsi"/>
+        </w:rPr>
+        <w:t>một</w:t>
+      </w:r>
+      <w:proofErr w:type="spellEnd"/>
+      <w:r>
+        <w:rPr>
+          <w:rFonts w:asciiTheme="minorHAnsi" w:hAnsiTheme="minorHAnsi" w:cstheme="minorHAnsi"/>
+        </w:rPr>
+        <w:t xml:space="preserve"> </w:t>
+      </w:r>
+      <w:proofErr w:type="spellStart"/>
+      <w:r>
+        <w:rPr>
+          <w:rFonts w:asciiTheme="minorHAnsi" w:hAnsiTheme="minorHAnsi" w:cstheme="minorHAnsi"/>
+        </w:rPr>
+        <w:t>thuộc</w:t>
+      </w:r>
+      <w:proofErr w:type="spellEnd"/>
+      <w:r>
+        <w:rPr>
+          <w:rFonts w:asciiTheme="minorHAnsi" w:hAnsiTheme="minorHAnsi" w:cstheme="minorHAnsi"/>
+        </w:rPr>
+        <w:t xml:space="preserve"> </w:t>
+      </w:r>
+      <w:proofErr w:type="spellStart"/>
+      <w:r>
+        <w:rPr>
+          <w:rFonts w:asciiTheme="minorHAnsi" w:hAnsiTheme="minorHAnsi" w:cstheme="minorHAnsi"/>
+        </w:rPr>
+        <w:t>tính</w:t>
+      </w:r>
+      <w:proofErr w:type="spellEnd"/>
+      <w:r>
+        <w:rPr>
+          <w:rFonts w:asciiTheme="minorHAnsi" w:hAnsiTheme="minorHAnsi" w:cstheme="minorHAnsi"/>
+        </w:rPr>
+        <w:t xml:space="preserve"> </w:t>
+      </w:r>
+      <w:proofErr w:type="spellStart"/>
+      <w:r>
+        <w:rPr>
+          <w:rFonts w:asciiTheme="minorHAnsi" w:hAnsiTheme="minorHAnsi" w:cstheme="minorHAnsi"/>
+        </w:rPr>
+        <w:t>nên</w:t>
+      </w:r>
+      <w:proofErr w:type="spellEnd"/>
+      <w:r>
+        <w:rPr>
+          <w:rFonts w:asciiTheme="minorHAnsi" w:hAnsiTheme="minorHAnsi" w:cstheme="minorHAnsi"/>
+        </w:rPr>
+        <w:t xml:space="preserve"> </w:t>
+      </w:r>
+      <w:proofErr w:type="spellStart"/>
+      <w:r>
+        <w:rPr>
+          <w:rFonts w:asciiTheme="minorHAnsi" w:hAnsiTheme="minorHAnsi" w:cstheme="minorHAnsi"/>
+        </w:rPr>
+        <w:t>không</w:t>
+      </w:r>
+      <w:proofErr w:type="spellEnd"/>
+      <w:r>
+        <w:rPr>
+          <w:rFonts w:asciiTheme="minorHAnsi" w:hAnsiTheme="minorHAnsi" w:cstheme="minorHAnsi"/>
+        </w:rPr>
+        <w:t xml:space="preserve"> </w:t>
+      </w:r>
+      <w:proofErr w:type="spellStart"/>
+      <w:r>
+        <w:rPr>
+          <w:rFonts w:asciiTheme="minorHAnsi" w:hAnsiTheme="minorHAnsi" w:cstheme="minorHAnsi"/>
+        </w:rPr>
+        <w:t>thể</w:t>
+      </w:r>
+      <w:proofErr w:type="spellEnd"/>
+      <w:r>
+        <w:rPr>
+          <w:rFonts w:asciiTheme="minorHAnsi" w:hAnsiTheme="minorHAnsi" w:cstheme="minorHAnsi"/>
+        </w:rPr>
+        <w:t xml:space="preserve"> </w:t>
+      </w:r>
+      <w:proofErr w:type="spellStart"/>
+      <w:r>
+        <w:rPr>
+          <w:rFonts w:asciiTheme="minorHAnsi" w:hAnsiTheme="minorHAnsi" w:cstheme="minorHAnsi"/>
+        </w:rPr>
+        <w:t>tồn</w:t>
+      </w:r>
+      <w:proofErr w:type="spellEnd"/>
+      <w:r>
+        <w:rPr>
+          <w:rFonts w:asciiTheme="minorHAnsi" w:hAnsiTheme="minorHAnsi" w:cstheme="minorHAnsi"/>
+        </w:rPr>
+        <w:t xml:space="preserve"> </w:t>
+      </w:r>
+      <w:proofErr w:type="spellStart"/>
+      <w:r>
+        <w:rPr>
+          <w:rFonts w:asciiTheme="minorHAnsi" w:hAnsiTheme="minorHAnsi" w:cstheme="minorHAnsi"/>
+        </w:rPr>
+        <w:t>tại</w:t>
+      </w:r>
+      <w:proofErr w:type="spellEnd"/>
+      <w:r>
+        <w:rPr>
+          <w:rFonts w:asciiTheme="minorHAnsi" w:hAnsiTheme="minorHAnsi" w:cstheme="minorHAnsi"/>
+        </w:rPr>
+        <w:t xml:space="preserve"> </w:t>
+      </w:r>
+      <w:proofErr w:type="spellStart"/>
+      <w:r>
+        <w:rPr>
+          <w:rFonts w:asciiTheme="minorHAnsi" w:hAnsiTheme="minorHAnsi" w:cstheme="minorHAnsi"/>
+        </w:rPr>
+        <w:t>phụ</w:t>
+      </w:r>
+      <w:proofErr w:type="spellEnd"/>
+      <w:r>
+        <w:rPr>
+          <w:rFonts w:asciiTheme="minorHAnsi" w:hAnsiTheme="minorHAnsi" w:cstheme="minorHAnsi"/>
+        </w:rPr>
+        <w:t xml:space="preserve"> </w:t>
+      </w:r>
+      <w:proofErr w:type="spellStart"/>
+      <w:r>
+        <w:rPr>
+          <w:rFonts w:asciiTheme="minorHAnsi" w:hAnsiTheme="minorHAnsi" w:cstheme="minorHAnsi"/>
+        </w:rPr>
+        <w:t>thuộc</w:t>
+      </w:r>
+      <w:proofErr w:type="spellEnd"/>
+      <w:r>
+        <w:rPr>
+          <w:rFonts w:asciiTheme="minorHAnsi" w:hAnsiTheme="minorHAnsi" w:cstheme="minorHAnsi"/>
+        </w:rPr>
+        <w:t xml:space="preserve"> </w:t>
+      </w:r>
+      <w:proofErr w:type="spellStart"/>
+      <w:r>
+        <w:rPr>
+          <w:rFonts w:asciiTheme="minorHAnsi" w:hAnsiTheme="minorHAnsi" w:cstheme="minorHAnsi"/>
+        </w:rPr>
+        <w:t>bộ</w:t>
+      </w:r>
+      <w:proofErr w:type="spellEnd"/>
+      <w:r>
+        <w:rPr>
+          <w:rFonts w:asciiTheme="minorHAnsi" w:hAnsiTheme="minorHAnsi" w:cstheme="minorHAnsi"/>
+        </w:rPr>
+        <w:t xml:space="preserve"> </w:t>
+      </w:r>
+      <w:proofErr w:type="spellStart"/>
+      <w:r>
+        <w:rPr>
+          <w:rFonts w:asciiTheme="minorHAnsi" w:hAnsiTheme="minorHAnsi" w:cstheme="minorHAnsi"/>
+        </w:rPr>
+        <w:t>phận</w:t>
+      </w:r>
+      <w:proofErr w:type="spellEnd"/>
+      <w:r>
+        <w:rPr>
+          <w:rFonts w:asciiTheme="minorHAnsi" w:hAnsiTheme="minorHAnsi" w:cstheme="minorHAnsi"/>
+        </w:rPr>
+        <w:t xml:space="preserve">. </w:t>
+      </w:r>
+    </w:p>
+    <w:p>
+      <w:pPr>
+        <w:pStyle w:val="NormalWeb"/>
+        <w:rPr>
+          <w:rFonts w:asciiTheme="minorHAnsi" w:hAnsiTheme="minorHAnsi" w:cstheme="minorHAnsi"/>
+        </w:rPr>
+      </w:pPr>
+      <w:proofErr w:type="spellStart"/>
+      <w:r>
+        <w:rPr>
+          <w:rFonts w:asciiTheme="minorHAnsi" w:hAnsiTheme="minorHAnsi" w:cstheme="minorHAnsi"/>
+        </w:rPr>
+        <w:t>Bảng</w:t>
+      </w:r>
+      <w:proofErr w:type="spellEnd"/>
+      <w:r>
+        <w:rPr>
+          <w:rFonts w:asciiTheme="minorHAnsi" w:hAnsiTheme="minorHAnsi" w:cstheme="minorHAnsi"/>
+        </w:rPr>
+        <w:t xml:space="preserve"> </w:t>
+      </w:r>
+      <w:proofErr w:type="spellStart"/>
+      <w:r>
+        <w:rPr>
+          <w:rFonts w:asciiTheme="minorHAnsi" w:hAnsiTheme="minorHAnsi" w:cstheme="minorHAnsi"/>
+        </w:rPr>
+        <w:t>đạt</w:t>
+      </w:r>
+      <w:proofErr w:type="spellEnd"/>
+      <w:r>
+        <w:rPr>
+          <w:rFonts w:asciiTheme="minorHAnsi" w:hAnsiTheme="minorHAnsi" w:cstheme="minorHAnsi"/>
+        </w:rPr>
+        <w:t xml:space="preserve"> </w:t>
+      </w:r>
+      <w:r>
+        <w:rPr>
+          <w:rStyle w:val="Strong"/>
+          <w:rFonts w:asciiTheme="minorHAnsi" w:hAnsiTheme="minorHAnsi" w:cstheme="minorHAnsi"/>
+        </w:rPr>
+        <w:t>3NF</w:t>
+      </w:r>
+      <w:r>
+        <w:rPr>
+          <w:rFonts w:asciiTheme="minorHAnsi" w:hAnsiTheme="minorHAnsi" w:cstheme="minorHAnsi"/>
+        </w:rPr>
+        <w:t xml:space="preserve"> </w:t>
+      </w:r>
+      <w:proofErr w:type="spellStart"/>
+      <w:r>
+        <w:rPr>
+          <w:rFonts w:asciiTheme="minorHAnsi" w:hAnsiTheme="minorHAnsi" w:cstheme="minorHAnsi"/>
+        </w:rPr>
+        <w:t>vì</w:t>
+      </w:r>
+      <w:proofErr w:type="spellEnd"/>
+      <w:r>
+        <w:rPr>
+          <w:rFonts w:asciiTheme="minorHAnsi" w:hAnsiTheme="minorHAnsi" w:cstheme="minorHAnsi"/>
+        </w:rPr>
+        <w:t xml:space="preserve"> </w:t>
+      </w:r>
+      <w:proofErr w:type="spellStart"/>
+      <w:r>
+        <w:rPr>
+          <w:rFonts w:asciiTheme="minorHAnsi" w:hAnsiTheme="minorHAnsi" w:cstheme="minorHAnsi"/>
+        </w:rPr>
+        <w:t>không</w:t>
+      </w:r>
+      <w:proofErr w:type="spellEnd"/>
+      <w:r>
+        <w:rPr>
+          <w:rFonts w:asciiTheme="minorHAnsi" w:hAnsiTheme="minorHAnsi" w:cstheme="minorHAnsi"/>
+        </w:rPr>
+        <w:t xml:space="preserve"> </w:t>
+      </w:r>
+      <w:proofErr w:type="spellStart"/>
+      <w:r>
+        <w:rPr>
+          <w:rFonts w:asciiTheme="minorHAnsi" w:hAnsiTheme="minorHAnsi" w:cstheme="minorHAnsi"/>
+        </w:rPr>
+        <w:t>có</w:t>
+      </w:r>
+      <w:proofErr w:type="spellEnd"/>
+      <w:r>
+        <w:rPr>
+          <w:rFonts w:asciiTheme="minorHAnsi" w:hAnsiTheme="minorHAnsi" w:cstheme="minorHAnsi"/>
+        </w:rPr>
+        <w:t xml:space="preserve"> </w:t>
+      </w:r>
+      <w:proofErr w:type="spellStart"/>
+      <w:r>
+        <w:rPr>
+          <w:rFonts w:asciiTheme="minorHAnsi" w:hAnsiTheme="minorHAnsi" w:cstheme="minorHAnsi"/>
+        </w:rPr>
+        <w:t>phụ</w:t>
+      </w:r>
+      <w:proofErr w:type="spellEnd"/>
+      <w:r>
+        <w:rPr>
+          <w:rFonts w:asciiTheme="minorHAnsi" w:hAnsiTheme="minorHAnsi" w:cstheme="minorHAnsi"/>
+        </w:rPr>
+        <w:t xml:space="preserve"> </w:t>
+      </w:r>
+      <w:proofErr w:type="spellStart"/>
+      <w:r>
+        <w:rPr>
+          <w:rFonts w:asciiTheme="minorHAnsi" w:hAnsiTheme="minorHAnsi" w:cstheme="minorHAnsi"/>
+        </w:rPr>
+        <w:t>thuộc</w:t>
+      </w:r>
+      <w:proofErr w:type="spellEnd"/>
+      <w:r>
+        <w:rPr>
+          <w:rFonts w:asciiTheme="minorHAnsi" w:hAnsiTheme="minorHAnsi" w:cstheme="minorHAnsi"/>
+        </w:rPr>
+        <w:t xml:space="preserve"> </w:t>
+      </w:r>
+      <w:proofErr w:type="spellStart"/>
+      <w:r>
+        <w:rPr>
+          <w:rFonts w:asciiTheme="minorHAnsi" w:hAnsiTheme="minorHAnsi" w:cstheme="minorHAnsi"/>
+        </w:rPr>
+        <w:t>bắc</w:t>
+      </w:r>
+      <w:proofErr w:type="spellEnd"/>
+      <w:r>
+        <w:rPr>
+          <w:rFonts w:asciiTheme="minorHAnsi" w:hAnsiTheme="minorHAnsi" w:cstheme="minorHAnsi"/>
+        </w:rPr>
+        <w:t xml:space="preserve"> </w:t>
+      </w:r>
+      <w:proofErr w:type="spellStart"/>
+      <w:r>
+        <w:rPr>
+          <w:rFonts w:asciiTheme="minorHAnsi" w:hAnsiTheme="minorHAnsi" w:cstheme="minorHAnsi"/>
+        </w:rPr>
+        <w:t>cầu</w:t>
+      </w:r>
+      <w:proofErr w:type="spellEnd"/>
+      <w:r>
+        <w:rPr>
+          <w:rFonts w:asciiTheme="minorHAnsi" w:hAnsiTheme="minorHAnsi" w:cstheme="minorHAnsi"/>
+        </w:rPr>
+        <w:t xml:space="preserve"> </w:t>
+      </w:r>
+      <w:proofErr w:type="spellStart"/>
+      <w:r>
+        <w:rPr>
+          <w:rFonts w:asciiTheme="minorHAnsi" w:hAnsiTheme="minorHAnsi" w:cstheme="minorHAnsi"/>
+        </w:rPr>
+        <w:t>giữa</w:t>
+      </w:r>
+      <w:proofErr w:type="spellEnd"/>
+      <w:r>
+        <w:rPr>
+          <w:rFonts w:asciiTheme="minorHAnsi" w:hAnsiTheme="minorHAnsi" w:cstheme="minorHAnsi"/>
+        </w:rPr>
+        <w:t xml:space="preserve"> </w:t>
+      </w:r>
+      <w:proofErr w:type="spellStart"/>
+      <w:r>
+        <w:rPr>
+          <w:rFonts w:asciiTheme="minorHAnsi" w:hAnsiTheme="minorHAnsi" w:cstheme="minorHAnsi"/>
+        </w:rPr>
+        <w:t>các</w:t>
+      </w:r>
+      <w:proofErr w:type="spellEnd"/>
+      <w:r>
+        <w:rPr>
+          <w:rFonts w:asciiTheme="minorHAnsi" w:hAnsiTheme="minorHAnsi" w:cstheme="minorHAnsi"/>
+        </w:rPr>
+        <w:t xml:space="preserve"> </w:t>
+      </w:r>
+      <w:proofErr w:type="spellStart"/>
+      <w:r>
+        <w:rPr>
+          <w:rFonts w:asciiTheme="minorHAnsi" w:hAnsiTheme="minorHAnsi" w:cstheme="minorHAnsi"/>
+        </w:rPr>
+        <w:t>thuộc</w:t>
+      </w:r>
+      <w:proofErr w:type="spellEnd"/>
+      <w:r>
+        <w:rPr>
+          <w:rFonts w:asciiTheme="minorHAnsi" w:hAnsiTheme="minorHAnsi" w:cstheme="minorHAnsi"/>
+        </w:rPr>
+        <w:t xml:space="preserve"> </w:t>
+      </w:r>
+      <w:proofErr w:type="spellStart"/>
+      <w:r>
+        <w:rPr>
+          <w:rFonts w:asciiTheme="minorHAnsi" w:hAnsiTheme="minorHAnsi" w:cstheme="minorHAnsi"/>
+        </w:rPr>
+        <w:t>tính</w:t>
+      </w:r>
+      <w:proofErr w:type="spellEnd"/>
+      <w:r>
+        <w:rPr>
+          <w:rFonts w:asciiTheme="minorHAnsi" w:hAnsiTheme="minorHAnsi" w:cstheme="minorHAnsi"/>
+        </w:rPr>
+        <w:t xml:space="preserve"> </w:t>
+      </w:r>
+      <w:proofErr w:type="spellStart"/>
+      <w:r>
+        <w:rPr>
+          <w:rFonts w:asciiTheme="minorHAnsi" w:hAnsiTheme="minorHAnsi" w:cstheme="minorHAnsi"/>
+        </w:rPr>
+        <w:t>không</w:t>
+      </w:r>
+      <w:proofErr w:type="spellEnd"/>
+      <w:r>
+        <w:rPr>
+          <w:rFonts w:asciiTheme="minorHAnsi" w:hAnsiTheme="minorHAnsi" w:cstheme="minorHAnsi"/>
+        </w:rPr>
+        <w:t xml:space="preserve"> </w:t>
+      </w:r>
+      <w:proofErr w:type="spellStart"/>
+      <w:r>
+        <w:rPr>
+          <w:rFonts w:asciiTheme="minorHAnsi" w:hAnsiTheme="minorHAnsi" w:cstheme="minorHAnsi"/>
+        </w:rPr>
+        <w:t>khóa</w:t>
+      </w:r>
+      <w:proofErr w:type="spellEnd"/>
+      <w:r>
+        <w:rPr>
+          <w:rFonts w:asciiTheme="minorHAnsi" w:hAnsiTheme="minorHAnsi" w:cstheme="minorHAnsi"/>
+        </w:rPr>
+        <w:t xml:space="preserve">; </w:t>
+      </w:r>
+      <w:proofErr w:type="spellStart"/>
+      <w:r>
+        <w:rPr>
+          <w:rFonts w:asciiTheme="minorHAnsi" w:hAnsiTheme="minorHAnsi" w:cstheme="minorHAnsi"/>
+        </w:rPr>
+        <w:t>đồng</w:t>
+      </w:r>
+      <w:proofErr w:type="spellEnd"/>
+      <w:r>
+        <w:rPr>
+          <w:rFonts w:asciiTheme="minorHAnsi" w:hAnsiTheme="minorHAnsi" w:cstheme="minorHAnsi"/>
+        </w:rPr>
+        <w:t xml:space="preserve"> </w:t>
+      </w:r>
+      <w:proofErr w:type="spellStart"/>
+      <w:r>
+        <w:rPr>
+          <w:rFonts w:asciiTheme="minorHAnsi" w:hAnsiTheme="minorHAnsi" w:cstheme="minorHAnsi"/>
+        </w:rPr>
+        <w:t>thời</w:t>
+      </w:r>
+      <w:proofErr w:type="spellEnd"/>
+      <w:r>
+        <w:rPr>
+          <w:rFonts w:asciiTheme="minorHAnsi" w:hAnsiTheme="minorHAnsi" w:cstheme="minorHAnsi"/>
+        </w:rPr>
+        <w:t xml:space="preserve"> </w:t>
+      </w:r>
+      <w:proofErr w:type="spellStart"/>
+      <w:r>
+        <w:rPr>
+          <w:rFonts w:asciiTheme="minorHAnsi" w:hAnsiTheme="minorHAnsi" w:cstheme="minorHAnsi"/>
+        </w:rPr>
+        <w:t>trong</w:t>
+      </w:r>
+      <w:proofErr w:type="spellEnd"/>
+      <w:r>
+        <w:rPr>
+          <w:rFonts w:asciiTheme="minorHAnsi" w:hAnsiTheme="minorHAnsi" w:cstheme="minorHAnsi"/>
+        </w:rPr>
+        <w:t xml:space="preserve"> </w:t>
+      </w:r>
+      <w:proofErr w:type="spellStart"/>
+      <w:r>
+        <w:rPr>
+          <w:rFonts w:asciiTheme="minorHAnsi" w:hAnsiTheme="minorHAnsi" w:cstheme="minorHAnsi"/>
+        </w:rPr>
+        <w:t>mọi</w:t>
+      </w:r>
+      <w:proofErr w:type="spellEnd"/>
+      <w:r>
+        <w:rPr>
+          <w:rFonts w:asciiTheme="minorHAnsi" w:hAnsiTheme="minorHAnsi" w:cstheme="minorHAnsi"/>
+        </w:rPr>
+        <w:t xml:space="preserve"> </w:t>
+      </w:r>
+      <w:proofErr w:type="spellStart"/>
+      <w:r>
+        <w:rPr>
+          <w:rFonts w:asciiTheme="minorHAnsi" w:hAnsiTheme="minorHAnsi" w:cstheme="minorHAnsi"/>
+        </w:rPr>
+        <w:t>phụ</w:t>
+      </w:r>
+      <w:proofErr w:type="spellEnd"/>
+      <w:r>
+        <w:rPr>
+          <w:rFonts w:asciiTheme="minorHAnsi" w:hAnsiTheme="minorHAnsi" w:cstheme="minorHAnsi"/>
+        </w:rPr>
+        <w:t xml:space="preserve"> </w:t>
+      </w:r>
+      <w:proofErr w:type="spellStart"/>
+      <w:r>
+        <w:rPr>
+          <w:rFonts w:asciiTheme="minorHAnsi" w:hAnsiTheme="minorHAnsi" w:cstheme="minorHAnsi"/>
+        </w:rPr>
+        <w:t>thuộc</w:t>
+      </w:r>
+      <w:proofErr w:type="spellEnd"/>
+      <w:r>
+        <w:rPr>
+          <w:rFonts w:asciiTheme="minorHAnsi" w:hAnsiTheme="minorHAnsi" w:cstheme="minorHAnsi"/>
+        </w:rPr>
+        <w:t xml:space="preserve"> </w:t>
+      </w:r>
+      <w:proofErr w:type="spellStart"/>
+      <w:r>
+        <w:rPr>
+          <w:rFonts w:asciiTheme="minorHAnsi" w:hAnsiTheme="minorHAnsi" w:cstheme="minorHAnsi"/>
+        </w:rPr>
+        <w:t>hàm</w:t>
+      </w:r>
+      <w:proofErr w:type="spellEnd"/>
+      <w:r>
+        <w:rPr>
+          <w:rFonts w:asciiTheme="minorHAnsi" w:hAnsiTheme="minorHAnsi" w:cstheme="minorHAnsi"/>
+        </w:rPr>
+        <w:t xml:space="preserve">, </w:t>
+      </w:r>
+      <w:proofErr w:type="spellStart"/>
+      <w:r>
+        <w:rPr>
+          <w:rFonts w:asciiTheme="minorHAnsi" w:hAnsiTheme="minorHAnsi" w:cstheme="minorHAnsi"/>
+        </w:rPr>
+        <w:t>vế</w:t>
+      </w:r>
+      <w:proofErr w:type="spellEnd"/>
+      <w:r>
+        <w:rPr>
+          <w:rFonts w:asciiTheme="minorHAnsi" w:hAnsiTheme="minorHAnsi" w:cstheme="minorHAnsi"/>
+        </w:rPr>
+        <w:t xml:space="preserve"> </w:t>
+      </w:r>
+      <w:proofErr w:type="spellStart"/>
+      <w:r>
+        <w:rPr>
+          <w:rFonts w:asciiTheme="minorHAnsi" w:hAnsiTheme="minorHAnsi" w:cstheme="minorHAnsi"/>
+        </w:rPr>
+        <w:t>trái</w:t>
+      </w:r>
+      <w:proofErr w:type="spellEnd"/>
+      <w:r>
+        <w:rPr>
+          <w:rFonts w:asciiTheme="minorHAnsi" w:hAnsiTheme="minorHAnsi" w:cstheme="minorHAnsi"/>
+        </w:rPr>
+        <w:t xml:space="preserve"> </w:t>
+      </w:r>
+      <w:proofErr w:type="spellStart"/>
+      <w:r>
+        <w:rPr>
+          <w:rStyle w:val="Strong"/>
+          <w:rFonts w:asciiTheme="minorHAnsi" w:hAnsiTheme="minorHAnsi" w:cstheme="minorHAnsi"/>
+        </w:rPr>
+        <w:t>member_id</w:t>
+      </w:r>
+      <w:proofErr w:type="spellEnd"/>
+      <w:r>
+        <w:rPr>
+          <w:rFonts w:asciiTheme="minorHAnsi" w:hAnsiTheme="minorHAnsi" w:cstheme="minorHAnsi"/>
+        </w:rPr>
+        <w:t xml:space="preserve"> </w:t>
+      </w:r>
+      <w:proofErr w:type="spellStart"/>
+      <w:r>
+        <w:rPr>
+          <w:rFonts w:asciiTheme="minorHAnsi" w:hAnsiTheme="minorHAnsi" w:cstheme="minorHAnsi"/>
+        </w:rPr>
+        <w:t>hoặc</w:t>
+      </w:r>
+      <w:proofErr w:type="spellEnd"/>
+      <w:r>
+        <w:rPr>
+          <w:rFonts w:asciiTheme="minorHAnsi" w:hAnsiTheme="minorHAnsi" w:cstheme="minorHAnsi"/>
+        </w:rPr>
+        <w:t xml:space="preserve"> </w:t>
+      </w:r>
+      <w:r>
+        <w:rPr>
+          <w:rStyle w:val="Strong"/>
+          <w:rFonts w:asciiTheme="minorHAnsi" w:hAnsiTheme="minorHAnsi" w:cstheme="minorHAnsi"/>
+        </w:rPr>
+        <w:t>email</w:t>
+      </w:r>
+      <w:r>
+        <w:rPr>
+          <w:rFonts w:asciiTheme="minorHAnsi" w:hAnsiTheme="minorHAnsi" w:cstheme="minorHAnsi"/>
+        </w:rPr>
+        <w:t xml:space="preserve"> </w:t>
+      </w:r>
+      <w:proofErr w:type="spellStart"/>
+      <w:r>
+        <w:rPr>
+          <w:rFonts w:asciiTheme="minorHAnsi" w:hAnsiTheme="minorHAnsi" w:cstheme="minorHAnsi"/>
+        </w:rPr>
+        <w:t>đều</w:t>
+      </w:r>
+      <w:proofErr w:type="spellEnd"/>
+      <w:r>
+        <w:rPr>
+          <w:rFonts w:asciiTheme="minorHAnsi" w:hAnsiTheme="minorHAnsi" w:cstheme="minorHAnsi"/>
+        </w:rPr>
+        <w:t xml:space="preserve"> </w:t>
+      </w:r>
+      <w:proofErr w:type="spellStart"/>
+      <w:r>
+        <w:rPr>
+          <w:rFonts w:asciiTheme="minorHAnsi" w:hAnsiTheme="minorHAnsi" w:cstheme="minorHAnsi"/>
+        </w:rPr>
+        <w:t>là</w:t>
+      </w:r>
+      <w:proofErr w:type="spellEnd"/>
+      <w:r>
+        <w:rPr>
+          <w:rFonts w:asciiTheme="minorHAnsi" w:hAnsiTheme="minorHAnsi" w:cstheme="minorHAnsi"/>
+        </w:rPr>
+        <w:t xml:space="preserve"> </w:t>
+      </w:r>
+      <w:proofErr w:type="spellStart"/>
+      <w:r>
+        <w:rPr>
+          <w:rFonts w:asciiTheme="minorHAnsi" w:hAnsiTheme="minorHAnsi" w:cstheme="minorHAnsi"/>
+        </w:rPr>
+        <w:t>siêu</w:t>
+      </w:r>
+      <w:proofErr w:type="spellEnd"/>
+      <w:r>
+        <w:rPr>
+          <w:rFonts w:asciiTheme="minorHAnsi" w:hAnsiTheme="minorHAnsi" w:cstheme="minorHAnsi"/>
+        </w:rPr>
+        <w:t xml:space="preserve"> </w:t>
+      </w:r>
+      <w:proofErr w:type="spellStart"/>
+      <w:r>
+        <w:rPr>
+          <w:rFonts w:asciiTheme="minorHAnsi" w:hAnsiTheme="minorHAnsi" w:cstheme="minorHAnsi"/>
+        </w:rPr>
+        <w:t>khóa</w:t>
+      </w:r>
+      <w:proofErr w:type="spellEnd"/>
+      <w:r>
+        <w:rPr>
+          <w:rFonts w:asciiTheme="minorHAnsi" w:hAnsiTheme="minorHAnsi" w:cstheme="minorHAnsi"/>
+        </w:rPr>
+        <w:t xml:space="preserve">. </w:t>
+      </w:r>
+    </w:p>
+    <w:p>
+      <w:pPr>
+        <w:pStyle w:val="NormalWeb"/>
+        <w:rPr>
+          <w:rFonts w:asciiTheme="minorHAnsi" w:hAnsiTheme="minorHAnsi" w:cstheme="minorHAnsi"/>
+        </w:rPr>
+      </w:pPr>
+      <w:bookmarkStart w:id="0" w:name="_GoBack"/>
+      <w:bookmarkEnd w:id="0"/>
+      <w:proofErr w:type="spellStart"/>
+      <w:r>
+        <w:rPr>
+          <w:rFonts w:asciiTheme="minorHAnsi" w:hAnsiTheme="minorHAnsi" w:cstheme="minorHAnsi"/>
+        </w:rPr>
+        <w:t>Vì</w:t>
+      </w:r>
+      <w:proofErr w:type="spellEnd"/>
+      <w:r>
+        <w:rPr>
+          <w:rFonts w:asciiTheme="minorHAnsi" w:hAnsiTheme="minorHAnsi" w:cstheme="minorHAnsi"/>
+        </w:rPr>
+        <w:t xml:space="preserve"> </w:t>
+      </w:r>
+      <w:proofErr w:type="spellStart"/>
+      <w:r>
+        <w:rPr>
+          <w:rFonts w:asciiTheme="minorHAnsi" w:hAnsiTheme="minorHAnsi" w:cstheme="minorHAnsi"/>
+        </w:rPr>
+        <w:t>vậy</w:t>
+      </w:r>
+      <w:proofErr w:type="spellEnd"/>
+      <w:r>
+        <w:rPr>
+          <w:rFonts w:asciiTheme="minorHAnsi" w:hAnsiTheme="minorHAnsi" w:cstheme="minorHAnsi"/>
+        </w:rPr>
+        <w:t xml:space="preserve">, </w:t>
+      </w:r>
+      <w:proofErr w:type="spellStart"/>
+      <w:r>
+        <w:rPr>
+          <w:rFonts w:asciiTheme="minorHAnsi" w:hAnsiTheme="minorHAnsi" w:cstheme="minorHAnsi"/>
+        </w:rPr>
+        <w:t>bảng</w:t>
+      </w:r>
+      <w:proofErr w:type="spellEnd"/>
+      <w:r>
+        <w:rPr>
+          <w:rFonts w:asciiTheme="minorHAnsi" w:hAnsiTheme="minorHAnsi" w:cstheme="minorHAnsi"/>
+        </w:rPr>
+        <w:t xml:space="preserve"> MEMBER </w:t>
+      </w:r>
+      <w:proofErr w:type="spellStart"/>
+      <w:r>
+        <w:rPr>
+          <w:rFonts w:asciiTheme="minorHAnsi" w:hAnsiTheme="minorHAnsi" w:cstheme="minorHAnsi"/>
+        </w:rPr>
+        <w:t>đạt</w:t>
+      </w:r>
+      <w:proofErr w:type="spellEnd"/>
+      <w:r>
+        <w:rPr>
+          <w:rFonts w:asciiTheme="minorHAnsi" w:hAnsiTheme="minorHAnsi" w:cstheme="minorHAnsi"/>
+        </w:rPr>
+        <w:t xml:space="preserve"> </w:t>
+      </w:r>
+      <w:r>
+        <w:rPr>
+          <w:rStyle w:val="Strong"/>
+          <w:rFonts w:asciiTheme="minorHAnsi" w:hAnsiTheme="minorHAnsi" w:cstheme="minorHAnsi"/>
+        </w:rPr>
+        <w:t>BCNF</w:t>
+      </w:r>
+      <w:r>
+        <w:rPr>
+          <w:rFonts w:asciiTheme="minorHAnsi" w:hAnsiTheme="minorHAnsi" w:cstheme="minorHAnsi"/>
+        </w:rPr>
+        <w:t xml:space="preserve">, </w:t>
+      </w:r>
+      <w:proofErr w:type="spellStart"/>
+      <w:r>
+        <w:rPr>
+          <w:rFonts w:asciiTheme="minorHAnsi" w:hAnsiTheme="minorHAnsi" w:cstheme="minorHAnsi"/>
+        </w:rPr>
+        <w:t>và</w:t>
+      </w:r>
+      <w:proofErr w:type="spellEnd"/>
+      <w:r>
+        <w:rPr>
+          <w:rFonts w:asciiTheme="minorHAnsi" w:hAnsiTheme="minorHAnsi" w:cstheme="minorHAnsi"/>
+        </w:rPr>
+        <w:t xml:space="preserve"> do </w:t>
+      </w:r>
+      <w:proofErr w:type="spellStart"/>
+      <w:r>
+        <w:rPr>
+          <w:rFonts w:asciiTheme="minorHAnsi" w:hAnsiTheme="minorHAnsi" w:cstheme="minorHAnsi"/>
+        </w:rPr>
+        <w:t>đó</w:t>
+      </w:r>
+      <w:proofErr w:type="spellEnd"/>
+      <w:r>
+        <w:rPr>
+          <w:rFonts w:asciiTheme="minorHAnsi" w:hAnsiTheme="minorHAnsi" w:cstheme="minorHAnsi"/>
+        </w:rPr>
+        <w:t xml:space="preserve"> </w:t>
+      </w:r>
+      <w:proofErr w:type="spellStart"/>
+      <w:r>
+        <w:rPr>
+          <w:rFonts w:asciiTheme="minorHAnsi" w:hAnsiTheme="minorHAnsi" w:cstheme="minorHAnsi"/>
+        </w:rPr>
+        <w:t>cũng</w:t>
+      </w:r>
+      <w:proofErr w:type="spellEnd"/>
+      <w:r>
+        <w:rPr>
+          <w:rFonts w:asciiTheme="minorHAnsi" w:hAnsiTheme="minorHAnsi" w:cstheme="minorHAnsi"/>
+        </w:rPr>
+        <w:t xml:space="preserve"> </w:t>
+      </w:r>
+      <w:proofErr w:type="spellStart"/>
+      <w:r>
+        <w:rPr>
+          <w:rFonts w:asciiTheme="minorHAnsi" w:hAnsiTheme="minorHAnsi" w:cstheme="minorHAnsi"/>
+        </w:rPr>
+        <w:t>đạt</w:t>
+      </w:r>
+      <w:proofErr w:type="spellEnd"/>
+      <w:r>
+        <w:rPr>
+          <w:rFonts w:asciiTheme="minorHAnsi" w:hAnsiTheme="minorHAnsi" w:cstheme="minorHAnsi"/>
+        </w:rPr>
+        <w:t xml:space="preserve"> </w:t>
+      </w:r>
+      <w:proofErr w:type="spellStart"/>
+      <w:r>
+        <w:rPr>
+          <w:rFonts w:asciiTheme="minorHAnsi" w:hAnsiTheme="minorHAnsi" w:cstheme="minorHAnsi"/>
+        </w:rPr>
+        <w:t>lần</w:t>
+      </w:r>
+      <w:proofErr w:type="spellEnd"/>
+      <w:r>
+        <w:rPr>
+          <w:rFonts w:asciiTheme="minorHAnsi" w:hAnsiTheme="minorHAnsi" w:cstheme="minorHAnsi"/>
+        </w:rPr>
+        <w:t xml:space="preserve"> </w:t>
+      </w:r>
+      <w:proofErr w:type="spellStart"/>
+      <w:r>
+        <w:rPr>
+          <w:rFonts w:asciiTheme="minorHAnsi" w:hAnsiTheme="minorHAnsi" w:cstheme="minorHAnsi"/>
+        </w:rPr>
+        <w:t>lượt</w:t>
+      </w:r>
+      <w:proofErr w:type="spellEnd"/>
+      <w:r>
+        <w:rPr>
+          <w:rFonts w:asciiTheme="minorHAnsi" w:hAnsiTheme="minorHAnsi" w:cstheme="minorHAnsi"/>
+        </w:rPr>
+        <w:t xml:space="preserve"> </w:t>
+      </w:r>
+      <w:r>
+        <w:rPr>
+          <w:rStyle w:val="Strong"/>
+          <w:rFonts w:asciiTheme="minorHAnsi" w:hAnsiTheme="minorHAnsi" w:cstheme="minorHAnsi"/>
+        </w:rPr>
+        <w:t xml:space="preserve">1NF, 2NF </w:t>
+      </w:r>
+      <w:proofErr w:type="spellStart"/>
+      <w:r>
+        <w:rPr>
+          <w:rStyle w:val="Strong"/>
+          <w:rFonts w:asciiTheme="minorHAnsi" w:hAnsiTheme="minorHAnsi" w:cstheme="minorHAnsi"/>
+        </w:rPr>
+        <w:t>và</w:t>
+      </w:r>
+      <w:proofErr w:type="spellEnd"/>
+      <w:r>
+        <w:rPr>
+          <w:rStyle w:val="Strong"/>
+          <w:rFonts w:asciiTheme="minorHAnsi" w:hAnsiTheme="minorHAnsi" w:cstheme="minorHAnsi"/>
+        </w:rPr>
+        <w:t xml:space="preserve"> 3NF</w:t>
+      </w:r>
+      <w:r>
+        <w:rPr>
+          <w:rFonts w:asciiTheme="minorHAnsi" w:hAnsiTheme="minorHAnsi" w:cstheme="minorHAnsi"/>
+        </w:rPr>
+        <w:t>.</w:t>
+      </w:r>
+    </w:p>
+    <w:p>
+      <w:pPr>
         <w:spacing w:before="100" w:beforeAutospacing="1" w:after="100" w:afterAutospacing="1" w:line="240" w:lineRule="auto"/>
         <w:rPr>
           <w:rFonts w:eastAsia="Times New Roman" w:cstheme="minorHAnsi"/>
@@ -3843,137 +5646,6 @@
           <w:szCs w:val="24"/>
         </w:rPr>
       </w:pPr>
-      <w:r>
-        <w:rPr>
-          <w:rFonts w:eastAsia="Times New Roman" w:cstheme="minorHAnsi"/>
-          <w:b/>
-          <w:bCs/>
-          <w:color w:val="000000"/>
-          <w:sz w:val="24"/>
-          <w:szCs w:val="24"/>
-        </w:rPr>
-        <w:t xml:space="preserve">3.1. </w:t>
-      </w:r>
-      <w:proofErr w:type="spellStart"/>
-      <w:r>
-        <w:rPr>
-          <w:rFonts w:eastAsia="Times New Roman" w:cstheme="minorHAnsi"/>
-          <w:b/>
-          <w:bCs/>
-          <w:color w:val="000000"/>
-          <w:sz w:val="24"/>
-          <w:szCs w:val="24"/>
-        </w:rPr>
-        <w:t>Phân</w:t>
-      </w:r>
-      <w:proofErr w:type="spellEnd"/>
-      <w:r>
-        <w:rPr>
-          <w:rFonts w:eastAsia="Times New Roman" w:cstheme="minorHAnsi"/>
-          <w:b/>
-          <w:bCs/>
-          <w:color w:val="000000"/>
-          <w:sz w:val="24"/>
-          <w:szCs w:val="24"/>
-        </w:rPr>
-        <w:t xml:space="preserve"> </w:t>
-      </w:r>
-      <w:proofErr w:type="spellStart"/>
-      <w:r>
-        <w:rPr>
-          <w:rFonts w:eastAsia="Times New Roman" w:cstheme="minorHAnsi"/>
-          <w:b/>
-          <w:bCs/>
-          <w:color w:val="000000"/>
-          <w:sz w:val="24"/>
-          <w:szCs w:val="24"/>
-        </w:rPr>
-        <w:t>tích</w:t>
-      </w:r>
-      <w:proofErr w:type="spellEnd"/>
-      <w:r>
-        <w:rPr>
-          <w:rFonts w:eastAsia="Times New Roman" w:cstheme="minorHAnsi"/>
-          <w:b/>
-          <w:bCs/>
-          <w:color w:val="000000"/>
-          <w:sz w:val="24"/>
-          <w:szCs w:val="24"/>
-        </w:rPr>
-        <w:t xml:space="preserve"> </w:t>
-      </w:r>
-      <w:proofErr w:type="spellStart"/>
-      <w:r>
-        <w:rPr>
-          <w:rFonts w:eastAsia="Times New Roman" w:cstheme="minorHAnsi"/>
-          <w:b/>
-          <w:bCs/>
-          <w:color w:val="000000"/>
-          <w:sz w:val="24"/>
-          <w:szCs w:val="24"/>
-        </w:rPr>
-        <w:t>Chuẩn</w:t>
-      </w:r>
-      <w:proofErr w:type="spellEnd"/>
-      <w:r>
-        <w:rPr>
-          <w:rFonts w:eastAsia="Times New Roman" w:cstheme="minorHAnsi"/>
-          <w:b/>
-          <w:bCs/>
-          <w:color w:val="000000"/>
-          <w:sz w:val="24"/>
-          <w:szCs w:val="24"/>
-        </w:rPr>
-        <w:t xml:space="preserve"> </w:t>
-      </w:r>
-      <w:proofErr w:type="spellStart"/>
-      <w:r>
-        <w:rPr>
-          <w:rFonts w:eastAsia="Times New Roman" w:cstheme="minorHAnsi"/>
-          <w:b/>
-          <w:bCs/>
-          <w:color w:val="000000"/>
-          <w:sz w:val="24"/>
-          <w:szCs w:val="24"/>
-        </w:rPr>
-        <w:t>hóa</w:t>
-      </w:r>
-      <w:proofErr w:type="spellEnd"/>
-      <w:r>
-        <w:rPr>
-          <w:rFonts w:eastAsia="Times New Roman" w:cstheme="minorHAnsi"/>
-          <w:b/>
-          <w:bCs/>
-          <w:color w:val="000000"/>
-          <w:sz w:val="24"/>
-          <w:szCs w:val="24"/>
-        </w:rPr>
-        <w:t xml:space="preserve"> </w:t>
-      </w:r>
-      <w:proofErr w:type="spellStart"/>
-      <w:r>
-        <w:rPr>
-          <w:rFonts w:eastAsia="Times New Roman" w:cstheme="minorHAnsi"/>
-          <w:b/>
-          <w:bCs/>
-          <w:color w:val="000000"/>
-          <w:sz w:val="24"/>
-          <w:szCs w:val="24"/>
-        </w:rPr>
-        <w:t>bảng</w:t>
-      </w:r>
-      <w:proofErr w:type="spellEnd"/>
-      <w:r>
-        <w:rPr>
-          <w:rFonts w:eastAsia="Times New Roman" w:cstheme="minorHAnsi"/>
-          <w:b/>
-          <w:bCs/>
-          <w:color w:val="000000"/>
-          <w:sz w:val="24"/>
-          <w:szCs w:val="24"/>
-        </w:rPr>
-        <w:t xml:space="preserve"> MEMBER</w:t>
-      </w:r>
     </w:p>
     <w:p>
       <w:pPr>
@@ -6426,7 +8098,6 @@
           <w:sz w:val="24"/>
           <w:szCs w:val="24"/>
         </w:rPr>
-        <w:lastRenderedPageBreak/>
         <w:t>Tập</w:t>
       </w:r>
       <w:proofErr w:type="spellEnd"/>
@@ -10471,6 +12142,7 @@
           <w:sz w:val="24"/>
           <w:szCs w:val="24"/>
         </w:rPr>
+        <w:lastRenderedPageBreak/>
         <w:t>Cấu</w:t>
       </w:r>
       <w:proofErr w:type="spellEnd"/>
@@ -14803,6 +16475,23 @@
       <w:szCs w:val="20"/>
     </w:rPr>
   </w:style>
+  <w:style w:type="paragraph" w:styleId="NormalWeb">
+    <w:name w:val="Normal (Web)"/>
+    <w:basedOn w:val="Normal"/>
+    <w:uiPriority w:val="99"/>
+    <w:semiHidden/>
+    <w:unhideWhenUsed/>
+    <w:rsid w:val="000D0E99"/>
+    <w:pPr>
+      <w:spacing w:before="100" w:beforeAutospacing="1" w:after="100" w:afterAutospacing="1" w:line="240" w:lineRule="auto"/>
+    </w:pPr>
+    <w:rPr>
+      <w:rFonts w:ascii="Times New Roman" w:eastAsia="Times New Roman" w:hAnsi="Times New Roman" w:cs="Times New Roman"/>
+      <w:sz w:val="24"/>
+      <w:szCs w:val="24"/>
+      <w:lang w:val="en-GB"/>
+    </w:rPr>
+  </w:style>
 </w:styles>
 </file>
 
